--- a/public/downloads/02_Contrato_Locacao_Residencial.docx
+++ b/public/downloads/02_Contrato_Locacao_Residencial.docx
@@ -8,12 +8,12 @@
       </w:pPr>
       <w:r>
         <w:rPr>
-          <w:rFonts w:ascii="Arial" w:hAnsi="Arial"/>
+          <w:rFonts w:ascii="Times New Roman" w:hAnsi="Times New Roman"/>
           <w:b/>
-          <w:color w:val="1A2C4C"/>
+          <w:color w:val="0A192F"/>
           <w:sz w:val="26"/>
         </w:rPr>
-        <w:t>CONTRATO DE LOCAÇÃO RESIDENCIAL COM GARANTIAS</w:t>
+        <w:t>CONTRATO DE LOCAÇÃO RESIDENCIAL COM GARANTIAS E REGRAS DE VISTORIA</w:t>
       </w:r>
     </w:p>
     <w:p>
@@ -22,12 +22,12 @@
       </w:pPr>
       <w:r>
         <w:rPr>
-          <w:rFonts w:ascii="Arial" w:hAnsi="Arial"/>
+          <w:rFonts w:ascii="Times New Roman" w:hAnsi="Times New Roman"/>
           <w:i/>
-          <w:color w:val="787878"/>
-          <w:sz w:val="19"/>
+          <w:color w:val="5A5A5A"/>
+          <w:sz w:val="20"/>
         </w:rPr>
-        <w:t>Acervo de Segurança Jurídica • Módulo 1: Transações Imobiliárias • Banca Andrade &amp; Florio</w:t>
+        <w:t>Regido Integralmente pela Lei Federal nº 8.245/1991 (Lei do Inquilinato)</w:t>
       </w:r>
     </w:p>
     <w:p/>
@@ -45,7 +45,7 @@
         <w:tc>
           <w:tcPr>
             <w:tcW w:type="dxa" w:w="9360"/>
-            <w:shd w:fill="F4F5F7"/>
+            <w:shd w:fill="F8F9FA"/>
           </w:tcPr>
           <w:p>
             <w:pPr>
@@ -56,10 +56,12 @@
               <w:rPr>
                 <w:rFonts w:ascii="Arial" w:hAnsi="Arial"/>
                 <w:b/>
-                <w:color w:val="B48214"/>
-                <w:sz w:val="19"/>
+                <w:color w:val="8C640F"/>
+                <w:sz w:val="18"/>
               </w:rPr>
-              <w:t>💡 NOTA TÉCNICA DO ADVOGADO: É expressamente proibido exigir mais de uma modalidade de garantia para o mesmo contrato (Art. 37, parágrafo único, Lei 8.245/91).</w:t>
+              <w:t>ORIENTAÇÃO TÉCNICA E SEGURANÇA JURÍDICA (ANDRADE &amp; FLORIO):</w:t>
+              <w:br/>
+              <w:t>O locador que exige mais de uma modalidade de garantia para o mesmo contrato comete contravenção penal expressa (Art. 43, II da Lei 8.245/91). Escolha estritamente UMA opção de garantia na Cláusula Quinta (ou caução em dinheiro, ou fiador, ou seguro fiança).</w:t>
             </w:r>
           </w:p>
         </w:tc>
@@ -68,156 +70,347 @@
     <w:p/>
     <w:p>
       <w:pPr>
-        <w:pStyle w:val="Heading2"/>
+        <w:spacing w:line="300" w:lineRule="auto" w:after="240"/>
+        <w:jc w:val="both"/>
       </w:pPr>
       <w:r>
-        <w:t>QUALIFICAÇÃO DAS PARTES</w:t>
-      </w:r>
-    </w:p>
-    <w:p>
-      <w:r>
-        <w:t>LOCADOR(A): [NOME COMPLETO], RG [RG], CPF [CPF], residente em [ENDEREÇO].</w:t>
+        <w:rPr>
+          <w:rFonts w:ascii="Times New Roman" w:hAnsi="Times New Roman"/>
+          <w:color w:val="1E1E1E"/>
+          <w:sz w:val="22"/>
+        </w:rPr>
+        <w:t>Pelo presente Instrumento Particular de Contrato de Locação Residencial, regido pela Lei Federal nº 8.245/1991, têm entre si, de um lado:</w:t>
         <w:br/>
-        <w:t>LOCATÁRIO(A): [NOME COMPLETO], RG [RG], CPF [CPF], residente em [ENDEREÇO].</w:t>
+        <w:br/>
+        <w:t>LOCADOR(A): [NOME COMPLETO DO LOCADOR], [nacionalidade], [estado civil], [profissão], RG nº [RG], CPF nº [CPF], residente e domiciliado(a) na [ENDEREÇO COMPLETO COM CEP];</w:t>
+        <w:br/>
+        <w:br/>
+        <w:t>E, de outro lado, como LOCATÁRIO(A):</w:t>
+        <w:br/>
+        <w:br/>
+        <w:t>[NOME COMPLETO DO LOCATÁRIO], [nacionalidade], [estado civil], [profissão], RG nº [RG], CPF nº [CPF], residente e domiciliado(a) na [ENDEREÇO COMPLETO COM CEP];</w:t>
+        <w:br/>
+        <w:br/>
+        <w:t>Ajustam entre si as cláusulas seguintes:</w:t>
       </w:r>
     </w:p>
     <w:p>
       <w:pPr>
-        <w:spacing w:before="200" w:after="40"/>
+        <w:spacing w:before="240" w:after="60"/>
       </w:pPr>
       <w:r>
         <w:rPr>
-          <w:rFonts w:ascii="Arial" w:hAnsi="Arial"/>
+          <w:rFonts w:ascii="Times New Roman" w:hAnsi="Times New Roman"/>
           <w:b/>
-          <w:color w:val="1A2C4C"/>
+          <w:color w:val="0A192F"/>
           <w:sz w:val="22"/>
         </w:rPr>
-        <w:t>CLÁUSULA PRIMEIRA – DO IMÓVEL E DESTINAÇÃO</w:t>
+        <w:t>CLÁUSULA PRIMEIRA – DO OBJETO E DESTINAÇÃO</w:t>
       </w:r>
     </w:p>
     <w:p>
       <w:pPr>
-        <w:spacing w:before="0" w:after="120" w:line="276" w:lineRule="auto"/>
+        <w:spacing w:before="0" w:after="160" w:line="300" w:lineRule="auto"/>
+        <w:jc w:val="both"/>
       </w:pPr>
       <w:r>
         <w:rPr>
-          <w:rFonts w:ascii="Arial" w:hAnsi="Arial"/>
-          <w:color w:val="282828"/>
-          <w:sz w:val="20"/>
+          <w:rFonts w:ascii="Times New Roman" w:hAnsi="Times New Roman"/>
+          <w:color w:val="1E1E1E"/>
+          <w:sz w:val="21"/>
         </w:rPr>
-        <w:t>Locação exclusiva para moradia no imóvel localizado em [ENDEREÇO COMPLETO], sendo vedada cessão ou sublocação.</w:t>
+        <w:t>1.1. O presente contrato tem por objeto a locação do imóvel residencial situado na [ENDEREÇO COMPLETO DO IMÓVEL, BAIRRO, CIDADE, ESTADO, CEP], com suas dependências e pertences descritos no Laudo de Vistoria anexo.</w:t>
+        <w:br/>
+        <w:br/>
+        <w:t>1.2. O imóvel destina-se EXCLUSIVAMENTE para fins residenciais unifamiliares do LOCATÁRIO, sendo expressamente proibida a mudança de destinação, sublocação, cessão a terceiros no todo ou em parte, ou locação por temporada (estilo Airbnb), sem prévia autorização escrita do LOCADOR.</w:t>
       </w:r>
     </w:p>
     <w:p>
       <w:pPr>
-        <w:spacing w:before="200" w:after="40"/>
+        <w:spacing w:before="240" w:after="60"/>
       </w:pPr>
       <w:r>
         <w:rPr>
-          <w:rFonts w:ascii="Arial" w:hAnsi="Arial"/>
+          <w:rFonts w:ascii="Times New Roman" w:hAnsi="Times New Roman"/>
           <w:b/>
-          <w:color w:val="1A2C4C"/>
+          <w:color w:val="0A192F"/>
           <w:sz w:val="22"/>
         </w:rPr>
-        <w:t>CLÁUSULA SEGUNDA – DO VALOR E REAJUSTE</w:t>
+        <w:t>CLÁUSULA SEGUNDA – DO PRAZO E PRORROGAÇÃO</w:t>
       </w:r>
     </w:p>
     <w:p>
       <w:pPr>
-        <w:spacing w:before="0" w:after="120" w:line="276" w:lineRule="auto"/>
+        <w:spacing w:before="0" w:after="160" w:line="300" w:lineRule="auto"/>
+        <w:jc w:val="both"/>
       </w:pPr>
       <w:r>
         <w:rPr>
-          <w:rFonts w:ascii="Arial" w:hAnsi="Arial"/>
-          <w:color w:val="282828"/>
-          <w:sz w:val="20"/>
+          <w:rFonts w:ascii="Times New Roman" w:hAnsi="Times New Roman"/>
+          <w:color w:val="1E1E1E"/>
+          <w:sz w:val="21"/>
         </w:rPr>
-        <w:t>Aluguel mensal de R$ [VALOR], vencível todo dia [DIA], corrigido anualmente pelo IPCA/IBGE.</w:t>
+        <w:t>2.1. A locação vigerá pelo prazo determinado de [30 (trinta) meses / 12 (doze) meses], iniciando-se em [DATA DE INÍCIO] e encerrando-se em [DATA DE TÉRMINO], quando o LOCATÁRIO desocupará o bem.</w:t>
+        <w:br/>
+        <w:br/>
+        <w:t>2.2. Permanecendo o LOCATÁRIO no imóvel por mais de 30 dias após o termo final sem oposição, a locação considerar-se-á prorrogada por prazo indeterminado, mantidas todas as garantias.</w:t>
       </w:r>
     </w:p>
     <w:p>
       <w:pPr>
-        <w:spacing w:before="200" w:after="40"/>
+        <w:spacing w:before="240" w:after="60"/>
       </w:pPr>
       <w:r>
         <w:rPr>
-          <w:rFonts w:ascii="Arial" w:hAnsi="Arial"/>
+          <w:rFonts w:ascii="Times New Roman" w:hAnsi="Times New Roman"/>
           <w:b/>
-          <w:color w:val="1A2C4C"/>
+          <w:color w:val="0A192F"/>
           <w:sz w:val="22"/>
         </w:rPr>
-        <w:t>CLÁUSULA TERCEIRA – DA GARANTIA</w:t>
+        <w:t>CLÁUSULA TERCEIRA – DO VALOR DO ALUGUEL E DA MORA</w:t>
       </w:r>
     </w:p>
     <w:p>
       <w:pPr>
-        <w:spacing w:before="0" w:after="120" w:line="276" w:lineRule="auto"/>
+        <w:spacing w:before="0" w:after="160" w:line="300" w:lineRule="auto"/>
+        <w:jc w:val="both"/>
       </w:pPr>
       <w:r>
         <w:rPr>
-          <w:rFonts w:ascii="Arial" w:hAnsi="Arial"/>
-          <w:color w:val="282828"/>
-          <w:sz w:val="20"/>
+          <w:rFonts w:ascii="Times New Roman" w:hAnsi="Times New Roman"/>
+          <w:color w:val="1E1E1E"/>
+          <w:sz w:val="21"/>
         </w:rPr>
-        <w:t>Para garantia das obrigações, o Locatário presta Caução em dinheiro correspondente a [3] meses de aluguel, totalizando R$ [VALOR], depositada em conta poupança vinculada.</w:t>
+        <w:t>3.1. O aluguel mensal inicial é de R$ [VALOR POR EXTENSO], a ser pago impreterivelmente até o dia [DIA DO VENCIMENTO] de cada mês subsequente ao vencido, mediante PIX ou depósito para o LOCADOR: Banco [NOME], Agência [Nº], Conta [Nº], Chave Pix [CHAVE].</w:t>
+        <w:br/>
+        <w:br/>
+        <w:t>3.2. A impontualidade implicará multa moratória de 10% (dez por cento) sobre o débito, juros de mora de 1% ao mês e correção monetária pelo IPCA/IBGE, além de honorários de cobrança.</w:t>
       </w:r>
     </w:p>
     <w:p>
       <w:pPr>
-        <w:spacing w:before="200" w:after="40"/>
+        <w:spacing w:before="240" w:after="60"/>
       </w:pPr>
       <w:r>
         <w:rPr>
-          <w:rFonts w:ascii="Arial" w:hAnsi="Arial"/>
+          <w:rFonts w:ascii="Times New Roman" w:hAnsi="Times New Roman"/>
           <w:b/>
-          <w:color w:val="1A2C4C"/>
+          <w:color w:val="0A192F"/>
           <w:sz w:val="22"/>
         </w:rPr>
-        <w:t>CLÁUSULA QUARTA – MULTA RESCISÓRIA PROPORCIONAL</w:t>
+        <w:t>CLÁUSULA QUARTA – DO REAJUSTE ANUAL</w:t>
       </w:r>
     </w:p>
     <w:p>
       <w:pPr>
-        <w:spacing w:before="0" w:after="120" w:line="276" w:lineRule="auto"/>
+        <w:spacing w:before="0" w:after="160" w:line="300" w:lineRule="auto"/>
+        <w:jc w:val="both"/>
       </w:pPr>
       <w:r>
         <w:rPr>
-          <w:rFonts w:ascii="Arial" w:hAnsi="Arial"/>
-          <w:color w:val="282828"/>
-          <w:sz w:val="20"/>
+          <w:rFonts w:ascii="Times New Roman" w:hAnsi="Times New Roman"/>
+          <w:color w:val="1E1E1E"/>
+          <w:sz w:val="21"/>
         </w:rPr>
-        <w:t>Multa equivalente a 3 aluguéis, cobrada de forma estritamente proporcional ao período cumprido (Art. 4º da Lei 8.245/91).</w:t>
+        <w:t>4.1. O aluguel será reajustado anualmente com base na variação acumulada do IPCA/IBGE nos 12 meses anteriores ou, na sua ausência, pelo IGP-M/FGV.</w:t>
       </w:r>
     </w:p>
     <w:p>
+      <w:pPr>
+        <w:spacing w:before="240" w:after="60"/>
+      </w:pPr>
       <w:r>
+        <w:rPr>
+          <w:rFonts w:ascii="Times New Roman" w:hAnsi="Times New Roman"/>
+          <w:b/>
+          <w:color w:val="0A192F"/>
+          <w:sz w:val="22"/>
+        </w:rPr>
+        <w:t>CLÁUSULA QUINTA – DA GARANTIA LOCATÍCIA (MODALIDADE ÚNICA)</w:t>
+      </w:r>
+    </w:p>
+    <w:p>
+      <w:pPr>
+        <w:spacing w:before="0" w:after="160" w:line="300" w:lineRule="auto"/>
+        <w:jc w:val="both"/>
+      </w:pPr>
+      <w:r>
+        <w:rPr>
+          <w:rFonts w:ascii="Times New Roman" w:hAnsi="Times New Roman"/>
+          <w:color w:val="1E1E1E"/>
+          <w:sz w:val="21"/>
+        </w:rPr>
+        <w:t>5.1. Para a garantia das obrigações contratuais, é estipulada expressamente UMA das modalidades abaixo (Art. 37 da Lei 8.245/91):</w:t>
+        <w:br/>
+        <w:br/>
+        <w:t>[OPÇÃO 1 - CAUÇÃO EM DINHEIRO]: Depósito de [3 (três)] meses de aluguel, totalizando R$ [VALOR], em caderneta de poupança vinculada, devolvida ao término do contrato após vistoria final e quitação de débitos.</w:t>
+        <w:br/>
+        <w:br/>
+        <w:t>[OPÇÃO 2 - FIADOR SOLIDÁRIO]: Assina na condição de FIADOR e principal pagador solidário, com renúncia ao benefício de ordem (Art. 827 do CC): [NOME DO FIADOR], RG nº [RG], CPF nº [CPF], proprietário do imóvel matriculado sob nº [MATRÍCULA] no CRI de [COMARCA].</w:t>
+        <w:br/>
+        <w:br/>
+        <w:t>[OPÇÃO 3 - SEGURO FIANÇA]: Contratação de apólice de seguro fiança locatícia mantida vigente pelo LOCATÁRIO perante a seguradora [SEGURADORA].</w:t>
+      </w:r>
+    </w:p>
+    <w:p>
+      <w:pPr>
+        <w:spacing w:before="240" w:after="60"/>
+      </w:pPr>
+      <w:r>
+        <w:rPr>
+          <w:rFonts w:ascii="Times New Roman" w:hAnsi="Times New Roman"/>
+          <w:b/>
+          <w:color w:val="0A192F"/>
+          <w:sz w:val="22"/>
+        </w:rPr>
+        <w:t>CLÁUSULA SEXTA – DOS ENCARGOS, CONDOMÍNIO E IPTU</w:t>
+      </w:r>
+    </w:p>
+    <w:p>
+      <w:pPr>
+        <w:spacing w:before="0" w:after="160" w:line="300" w:lineRule="auto"/>
+        <w:jc w:val="both"/>
+      </w:pPr>
+      <w:r>
+        <w:rPr>
+          <w:rFonts w:ascii="Times New Roman" w:hAnsi="Times New Roman"/>
+          <w:color w:val="1E1E1E"/>
+          <w:sz w:val="21"/>
+        </w:rPr>
+        <w:t>6.1. Além do aluguel, correrão por conta do LOCATÁRIO: condomínio ordinário, parcelas de IPTU e despesas de água, luz e gás durante todo o período em que mantiver a posse.</w:t>
+      </w:r>
+    </w:p>
+    <w:p>
+      <w:pPr>
+        <w:spacing w:before="240" w:after="60"/>
+      </w:pPr>
+      <w:r>
+        <w:rPr>
+          <w:rFonts w:ascii="Times New Roman" w:hAnsi="Times New Roman"/>
+          <w:b/>
+          <w:color w:val="0A192F"/>
+          <w:sz w:val="22"/>
+        </w:rPr>
+        <w:t>CLÁUSULA SÉTIMA – DAS BENFEITORIAS E RETENÇÃO</w:t>
+      </w:r>
+    </w:p>
+    <w:p>
+      <w:pPr>
+        <w:spacing w:before="0" w:after="160" w:line="300" w:lineRule="auto"/>
+        <w:jc w:val="both"/>
+      </w:pPr>
+      <w:r>
+        <w:rPr>
+          <w:rFonts w:ascii="Times New Roman" w:hAnsi="Times New Roman"/>
+          <w:color w:val="1E1E1E"/>
+          <w:sz w:val="21"/>
+        </w:rPr>
+        <w:t>7.1. Benfeitorias necessárias ou úteis dependerão de consentimento prévio e por escrito do LOCADOR e não gerarão qualquer direito de indenização ou retenção, nos termos do Art. 35 da Lei 8.245/91 e Súmula 335 do STJ.</w:t>
+      </w:r>
+    </w:p>
+    <w:p>
+      <w:pPr>
+        <w:spacing w:before="240" w:after="60"/>
+      </w:pPr>
+      <w:r>
+        <w:rPr>
+          <w:rFonts w:ascii="Times New Roman" w:hAnsi="Times New Roman"/>
+          <w:b/>
+          <w:color w:val="0A192F"/>
+          <w:sz w:val="22"/>
+        </w:rPr>
+        <w:t>CLÁUSULA OITAVA – DA MULTA RESCISÓRIA PROPORCIONAL (ART. 4º DA LEI 8.245/91)</w:t>
+      </w:r>
+    </w:p>
+    <w:p>
+      <w:pPr>
+        <w:spacing w:before="0" w:after="160" w:line="300" w:lineRule="auto"/>
+        <w:jc w:val="both"/>
+      </w:pPr>
+      <w:r>
+        <w:rPr>
+          <w:rFonts w:ascii="Times New Roman" w:hAnsi="Times New Roman"/>
+          <w:color w:val="1E1E1E"/>
+          <w:sz w:val="21"/>
+        </w:rPr>
+        <w:t>8.1. Fica estipulada a multa rescisória de 03 (três) meses de aluguel para a infração contratual. Na desocupação antecipada pelo inquilino, a multa será cobrada de forma estritamente proporcional ao tempo restante do contrato.</w:t>
+      </w:r>
+    </w:p>
+    <w:p>
+      <w:pPr>
+        <w:spacing w:before="240" w:after="60"/>
+      </w:pPr>
+      <w:r>
+        <w:rPr>
+          <w:rFonts w:ascii="Times New Roman" w:hAnsi="Times New Roman"/>
+          <w:b/>
+          <w:color w:val="0A192F"/>
+          <w:sz w:val="22"/>
+        </w:rPr>
+        <w:t>CLÁUSULA NONA – DO FORO</w:t>
+      </w:r>
+    </w:p>
+    <w:p>
+      <w:pPr>
+        <w:spacing w:before="0" w:after="160" w:line="300" w:lineRule="auto"/>
+        <w:jc w:val="both"/>
+      </w:pPr>
+      <w:r>
+        <w:rPr>
+          <w:rFonts w:ascii="Times New Roman" w:hAnsi="Times New Roman"/>
+          <w:color w:val="1E1E1E"/>
+          <w:sz w:val="21"/>
+        </w:rPr>
+        <w:t>9.1. Fica eleito o Foro da Comarca de [CIDADE/UF DO IMÓVEL] para dirimir qualquer dúvida ou litígio deste instrumento.</w:t>
+      </w:r>
+    </w:p>
+    <w:p>
+      <w:pPr>
+        <w:spacing w:before="360" w:after="480"/>
+      </w:pPr>
+      <w:r>
+        <w:rPr>
+          <w:rFonts w:ascii="Times New Roman" w:hAnsi="Times New Roman"/>
+          <w:sz w:val="21"/>
+        </w:rPr>
+        <w:t>E, por estarem assim justas, acordadas e contratadas, as partes firmam o presente instrumento em 02 (duas) vias de igual teor e forma, na presença das 02 (duas) testemunhas instrumentárias abaixo qualificadas, que a tudo assistiram e dão fé.</w:t>
+        <w:br/>
         <w:br/>
         <w:t>[CIDADE/UF], [DIA] de [MÊS] de 202[X].</w:t>
         <w:br/>
         <w:br/>
-      </w:r>
-    </w:p>
-    <w:p>
-      <w:r>
-        <w:t>_________________________________________</w:t>
         <w:br/>
-        <w:t>PRIMEIRA PARTE / CONTRATANTE</w:t>
+        <w:t>___________________________________________________________</w:t>
+        <w:br/>
+        <w:t>PRIMEIRA PARTE</w:t>
+        <w:br/>
+        <w:t>CPF/CNPJ nº [NÚMERO]</w:t>
         <w:br/>
         <w:br/>
-        <w:t>_________________________________________</w:t>
         <w:br/>
-        <w:t>SEGUNDA PARTE / CONTRATADA</w:t>
+        <w:t>___________________________________________________________</w:t>
+        <w:br/>
+        <w:t>SEGUNDA PARTE</w:t>
+        <w:br/>
+        <w:t>CPF/CNPJ nº [NÚMERO]</w:t>
         <w:br/>
         <w:br/>
-      </w:r>
-    </w:p>
-    <w:p>
-      <w:r>
-        <w:t>TESTEMUNHAS:</w:t>
         <w:br/>
-        <w:t>1. Nome: ____________________ CPF: ______________</w:t>
+        <w:t>TESTEMUNHAS INSTRUMENTÁRIAS:</w:t>
         <w:br/>
-        <w:t>2. Nome: ____________________ CPF: ______________</w:t>
+        <w:br/>
+        <w:t>1. ______________________________________</w:t>
+        <w:br/>
+        <w:t>Nome: [NOME COMPLETO DA TESTEMUNHA 1]</w:t>
+        <w:br/>
+        <w:t>RG nº [NÚMERO] | CPF nº [NÚMERO]</w:t>
+        <w:br/>
+        <w:br/>
+        <w:t>2. ______________________________________</w:t>
+        <w:br/>
+        <w:t>Nome: [NOME COMPLETO DA TESTEMUNHA 2]</w:t>
+        <w:br/>
+        <w:t>RG nº [NÚMERO] | CPF nº [NÚMERO]</w:t>
       </w:r>
     </w:p>
     <w:sectPr>
